--- a/final_submission/B题_方案B_几何保证主动搜索_论文稿_匿名终稿.docx
+++ b/final_submission/B题_方案B_几何保证主动搜索_论文稿_匿名终稿.docx
@@ -149,7 +149,7 @@
           <w:i w:val="0"/>
           <w:sz w:val="21"/>
         </w:rPr>
-        <w:t>官方模拟器实验方面，G25O、G25OR、G25O-R full 三个版本各完成问题3、问题4各100局演练，全部局数分别为100/100、100/100、100/100清除。G25OR 问题3、问题4平均定位清除时间分别为328.81秒/源和556.83秒/源，平均程序运行时间分别为1.462秒和3.548秒；相对更早的旧安全PPO分别降低约23.3%和50.4%，相对传统方法有效演练组分别降低约44.7%和49.9%。三版本之间两两差异均不显著（p&gt;0.17），说明性能主要来自几何保证层而非PPO网络。</w:t>
+        <w:t>官方模拟器实验方面，G25O、G25OR、G25O-R full 三个版本各完成问题3、问题4各100局演练，全部局数分别为100/100、100/100、100/100清除。G25OR 问题3、问题4平均定位清除时间分别为328.81秒/源和556.83秒/源，平均程序运行时间分别为1.462秒和3.548秒；相对更早的旧安全PPO分别降低约23.3%和50.4%，相对传统方法有效演练组分别降低约44.7%和49.9%。三版本之间两两差异均不显著（p&gt;0.17），说明性能主要来自几何保证层而非PPO网络。进一步构造通过整数几何证书的21点Q4覆盖候选S21，50对同种子本地配对使问题4平均虚拟时间降低3.4%-3.9%（p&lt;10^-5）；中心/邻域Oracle包夹给出每源不超过7.75秒的知情差距范围；官方问题4各10局演练中S21聚合时间/源低约6.1%，但差异不显著（p=0.734）。</w:t>
       </w:r>
     </w:p>
     <w:p>
@@ -166,7 +166,7 @@
           <w:i w:val="0"/>
           <w:sz w:val="21"/>
         </w:rPr>
-        <w:t>关键词：几何主动搜索；交会定位；最小包围圆；25点覆盖；双侧区间定位；清除证书</w:t>
+        <w:t>关键词：几何主动搜索；交会定位；最小包围圆；25点覆盖；21点覆盖；双侧区间定位</w:t>
       </w:r>
     </w:p>
     <w:p>
@@ -698,7 +698,7 @@
           <w:i w:val="0"/>
           <w:sz w:val="24"/>
         </w:rPr>
-        <w:t>总体技术路线如图1所示。正确性由三层保证：S3与S25保证发现覆盖，频道账本保证不遗漏，最小包围圆与双侧定位保证清除。效率由A0确定性调度优化；另实现带动作屏蔽PPO与安全门作为可选消融，实验显示其未独立产生速度收益。模型检验采用解析证明、数值采样、本地严格配对、官方演练、非参数检验与成本敏感性分析相结合：解析证明给出最坏界，20万级采样检验边界与漏检，相同种子与误差场的本地配对控制混杂因素，官方100局分布比较验证工程稳定性，Mann-Whitney检验避免把非配对差值写成确定增益。正式测试尚未执行，因此第10.7节的记录表暂不填写，待组委会给出正式案例后按冻结参数运行。</w:t>
+        <w:t>总体技术路线如图1所示。正确性由三层保证：S3与S25保证发现覆盖，频道账本保证不遗漏，最小包围圆与双侧定位保证清除。效率由A0确定性调度优化；另实现带动作屏蔽PPO与安全门作为可选消融，实验显示其未独立产生速度收益。模型检验采用解析证明、数值采样、本地严格配对、官方演练、非参数检验与成本敏感性分析相结合：解析证明给出最坏界，20万级采样检验边界与漏检，相同种子与误差场的本地配对控制混杂因素，官方100局分布比较验证工程稳定性，Mann-Whitney检验避免把非配对差值写成确定增益。正式测试尚未执行，因此第10.11节的记录表暂不填写，待组委会给出正式案例后按冻结参数运行。</w:t>
       </w:r>
     </w:p>
     <w:p>
@@ -12860,7 +12860,175 @@
         <w:pStyle w:val="Heading2"/>
       </w:pPr>
       <w:r>
-        <w:t>10.7 正式测试方案与记录表</w:t>
+        <w:t>10.7 Q1与Q2审计</w:t>
+      </w:r>
+    </w:p>
+    <w:p>
+      <w:pPr>
+        <w:keepNext w:val="0"/>
+        <w:widowControl/>
+        <w:spacing w:after="0"/>
+        <w:ind w:firstLine="480"/>
+      </w:pPr>
+      <w:r>
+        <w:rPr>
+          <w:rFonts w:ascii="Times New Roman" w:hAnsi="Times New Roman" w:eastAsia="宋体"/>
+          <w:b w:val="0"/>
+          <w:i w:val="0"/>
+          <w:sz w:val="24"/>
+        </w:rPr>
+        <w:t>Q1要求的是定位多边形直径，而不是最小包围圆。审计脚本 `scripts/audit_q1q2.py` 用三组合法±1度示向楔形构造了一个完全落在本题模型内的反例：三个检测点分别为(-600,0)、(320,-300√3)、(310,310√3)，示向度分别为1°、121°、241°，其交为顶点(0,0)、(20,0)、(10,10√3)的等边三角形。暴力顶点对和旋转卡壳直径均为20 m，但最小包围圆半径为20/√3≈11.547 m，大于10 m；用一、二、三支撑点枚举得到的圆与Welzl结果一致。该审计同时区分了空集、无界、点、线段和有界多边形，避免把大矩形截断后的有限直径冒充Q1原始答案。</w:t>
+      </w:r>
+    </w:p>
+    <w:p>
+      <w:pPr>
+        <w:keepNext w:val="0"/>
+        <w:widowControl/>
+        <w:spacing w:after="0"/>
+        <w:ind w:firstLine="480"/>
+      </w:pPr>
+      <w:r>
+        <w:rPr>
+          <w:rFonts w:ascii="Times New Roman" w:hAnsi="Times New Roman" w:eastAsia="宋体"/>
+          <w:b w:val="0"/>
+          <w:i w:val="0"/>
+          <w:sz w:val="24"/>
+        </w:rPr>
+        <w:t>Q2方面，原Q0=∩_{g∈F}B(g,1000)是充分条件，但不是全部合法第二测点的精确集合。利用首测已经收到信号这一事实，对每个候选源位置g，实际接收半径必须满足R≥max{1000,||g-s1||}，因此可使用更宽的条件保证区域Q1=∩_{g∈F}B(g,max{1000,||g-s1||})，且Q0⊆Q1。审计脚本对连续扇区F的顶点和20万点密集采样逐一核对q±，两个候选点的最坏距离均为817.749 m，小于1000 m；Q1包含原检测点s1，而Q0不包含，说明原方法偏保守但正确。</w:t>
+      </w:r>
+    </w:p>
+    <w:p>
+      <w:pPr>
+        <w:pStyle w:val="Heading2"/>
+      </w:pPr>
+      <w:r>
+        <w:t>10.8 Q3/Q4动态证书与交会评分修复</w:t>
+      </w:r>
+    </w:p>
+    <w:p>
+      <w:pPr>
+        <w:keepNext w:val="0"/>
+        <w:widowControl/>
+        <w:spacing w:after="0"/>
+        <w:ind w:firstLine="480"/>
+      </w:pPr>
+      <w:r>
+        <w:rPr>
+          <w:rFonts w:ascii="Times New Roman" w:hAnsi="Times New Roman" w:eastAsia="宋体"/>
+          <w:b w:val="0"/>
+          <w:i w:val="0"/>
+          <w:sz w:val="24"/>
+        </w:rPr>
+        <w:t>对当前实验分支审计发现两个问题，均位于完整滚动版 `_run_full` 路径，不影响G25OR的固定覆盖证明。第一，Q3无源网格只保留中心位于目标圆内的200 m格子，再用外接圆半径141.421 m包围，边界处存在覆盖缺口；例如(1780,260)到最近保留中心的距离约189.737 m。修复后使用 `brl/certificates.py` 保留所有与目标圆相交的闭单元，并用单元四角而不是中心外接圆做证书：新网格293个单元，任意圆内点到最近单元中心的最大距离约141.136 m，小于理论覆盖半径141.421 m，综合回归通过。第二，`geom_angle_bonus` 原来计算候选测点处的夹角，会把共线观测奖励成180度；修复后在候选源估计位置计算交叉正弦，共线时为0，正交时为1。</w:t>
+      </w:r>
+    </w:p>
+    <w:p>
+      <w:pPr>
+        <w:keepNext w:val="0"/>
+        <w:widowControl/>
+        <w:spacing w:after="0"/>
+        <w:ind w:firstLine="480"/>
+      </w:pPr>
+      <w:r>
+        <w:rPr>
+          <w:rFonts w:ascii="Times New Roman" w:hAnsi="Times New Roman" w:eastAsia="宋体"/>
+          <w:b w:val="0"/>
+          <w:i w:val="0"/>
+          <w:sz w:val="24"/>
+        </w:rPr>
+        <w:t>Q4动态证书采用局部凸包充分条件：对单元保留所有到其四角最大距离不超过1000 m的no_signal点；若这些点的凸包严格包含单元四角，则任意源位置和任意180度发射方向下，总有一个负观测点应收到信号，与no_signal矛盾。单元测试中目标单元被正确排除，远处三个点不能排除目标单元。完整滚动版本在15对严格配对中，加入Q4动态证书与不加证书的虚拟时间完全相同，只产生了部分单元排除却没有改变任何扫描或清除动作；完整滚动版相对G25OR在问题3上约慢1.16%（p=0.457），问题4差异不超过0.41%（p&gt;0.62）。因此当前证据只能说明该实现没有额外收益，不能推断调度优化已经饱和。</w:t>
+      </w:r>
+    </w:p>
+    <w:p>
+      <w:pPr>
+        <w:pStyle w:val="Heading2"/>
+      </w:pPr>
+      <w:r>
+        <w:t>10.9 21点Q4覆盖候选与B1本地消融</w:t>
+      </w:r>
+    </w:p>
+    <w:p>
+      <w:pPr>
+        <w:keepNext w:val="0"/>
+        <w:widowControl/>
+        <w:spacing w:after="0"/>
+        <w:ind w:firstLine="480"/>
+      </w:pPr>
+      <w:r>
+        <w:rPr>
+          <w:rFonts w:ascii="Times New Roman" w:hAnsi="Times New Roman" w:eastAsia="宋体"/>
+          <w:b w:val="0"/>
+          <w:i w:val="0"/>
+          <w:sz w:val="24"/>
+        </w:rPr>
+        <w:t>在S25之外，本文实现并验证了21点Q4覆盖构造S21：原点、内层8点、外层12点，全部使用整数坐标。整数四叉树证书验证3832个连续单元、0个未决单元，最大支撑点-角点距离998.7889 m，独立检查器通过。同一开路路线启发式下，S25路线约18173.851 m，S21路线约17908.930 m，仅缩短264.921 m，约1.46%。因此不能把点数减少直接当成等比例提速。</w:t>
+      </w:r>
+    </w:p>
+    <w:p>
+      <w:pPr>
+        <w:keepNext w:val="0"/>
+        <w:widowControl/>
+        <w:spacing w:after="0"/>
+        <w:ind w:firstLine="480"/>
+      </w:pPr>
+      <w:r>
+        <w:rPr>
+          <w:rFonts w:ascii="Times New Roman" w:hAnsi="Times New Roman" w:eastAsia="宋体"/>
+          <w:b w:val="0"/>
+          <w:i w:val="0"/>
+          <w:sz w:val="24"/>
+        </w:rPr>
+        <w:t>为检验S21的整局效果，本文用相同种子、相同源、相同频道和误差场进行50对严格配对，只替换Q4覆盖点集，定位和调度模块冻结。问题4均匀场景平均虚拟时间从6895.34 s降至6628.45 s，降低3.87%（配对t检验p=8.3×10^-6，Wilcoxon p=8.4×10^-6）；边缘压力场景从9473.65 s降至9147.14 s，降低3.45%（配对t检验p=9.6×10^-10）；两种场景均50/50全清。问题3使用S3，故S21与S25结果完全相同。官方不可重放分布演练（问题4各10局）两种覆盖均全部清除：S21聚合虚拟时间/源为553.51 s，S25为602.56 s，平均单局V/源降低约6.13%，但Mann-Whitney检验p=0.734、bootstrap 95%置信区间包含0，样本量不足以确认分布优势；S21继续作为挑战者，G25OR-S25仍作为冻结基线。</w:t>
+      </w:r>
+    </w:p>
+    <w:p>
+      <w:pPr>
+        <w:pStyle w:val="Heading2"/>
+      </w:pPr>
+      <w:r>
+        <w:t>10.10 Oracle上下界与知情差距</w:t>
+      </w:r>
+    </w:p>
+    <w:p>
+      <w:pPr>
+        <w:keepNext w:val="0"/>
+        <w:widowControl/>
+        <w:spacing w:after="0"/>
+        <w:ind w:firstLine="480"/>
+      </w:pPr>
+      <w:r>
+        <w:rPr>
+          <w:rFonts w:ascii="Times New Roman" w:hAnsi="Times New Roman" w:eastAsia="宋体"/>
+          <w:b w:val="0"/>
+          <w:i w:val="0"/>
+          <w:sz w:val="24"/>
+        </w:rPr>
+        <w:t>为量化极限，本文实现开放中心TSP Held-Karp动态规划，并用20 m圆邻域边权给出知情问题的上下界。中心路线的每段替换为中心后，第一段最多增加20 m、其余每段最多增加40 m，因此L_disk∈[max(0,L_c-(2N-1)·20),L_c]，对应每源上下界宽度最多8-4/N秒，N≤16时不超过7.75秒。脚本已与N=1..8的排列穷举核对，并通过 `oracle_bounds.py --self-test`。</w:t>
+      </w:r>
+    </w:p>
+    <w:p>
+      <w:pPr>
+        <w:keepNext w:val="0"/>
+        <w:widowControl/>
+        <w:spacing w:after="0"/>
+        <w:ind w:firstLine="480"/>
+      </w:pPr>
+      <w:r>
+        <w:rPr>
+          <w:rFonts w:ascii="Times New Roman" w:hAnsi="Times New Roman" w:eastAsia="宋体"/>
+          <w:b w:val="0"/>
+          <w:i w:val="0"/>
+          <w:sz w:val="24"/>
+        </w:rPr>
+        <w:t>在20组自建问题3、问题4场景上，G25OR问题3平均实际时间约374.09 s/源，Oracle下界约151.64 s/源、上界约159.27 s/源；问题4实际约701.63 s/源，Oracle下界约146.72 s/源、上界约154.35 s/源。差距主要来自未知源搜索、频道扫描和定位移动，而不是清除阶段本身。中心TSP是知情问题的一条可行上界，不是在线问题下界，因此该结果只用于定位改进空间，不能直接当作理论极限。</w:t>
+      </w:r>
+    </w:p>
+    <w:p>
+      <w:pPr>
+        <w:pStyle w:val="Heading2"/>
+      </w:pPr>
+      <w:r>
+        <w:t>10.11 正式测试方案与记录表</w:t>
       </w:r>
     </w:p>
     <w:p>
@@ -15021,7 +15189,7 @@
         <w:pStyle w:val="Heading2"/>
       </w:pPr>
       <w:r>
-        <w:t>11.7 最终版本：为什么选G25OR</w:t>
+        <w:t>11.7 最终版本：G25OR基线、S21挑战者</w:t>
       </w:r>
     </w:p>
     <w:p>
@@ -15573,7 +15741,7 @@
           <w:i w:val="0"/>
           <w:sz w:val="24"/>
         </w:rPr>
-        <w:t>两两差异均不显著（p&gt;0.17）。因此选择G25OR：它修复了首次示向三角形的严格外包缺口，同时官方成绩与G25O、G25O-R full等价；G25O-R full的额外复杂度和程序运行时间没有换来统计显著的速度提升。</w:t>
+        <w:t>两两差异均不显著（p&gt;0.17）。因此选择G25OR作为冻结基线：它修复了首次示向三角形的严格外包缺口，同时官方成绩与G25O、G25O-R full等价；G25O-R full的额外复杂度和程序运行时间没有换来统计显著的速度提升。更进一步，21点Q4覆盖S21在整数几何证书和50对本地严格配对中使问题4平均虚拟时间降低3.45%-3.87%（p&lt;10^-5），但官方样本仍不足以确认分布层面的优势，因此S21作为正式挑战者单独演练，最终版本在官方更大样本验证后决定。</w:t>
       </w:r>
     </w:p>
     <w:p>
@@ -15699,7 +15867,41 @@
           <w:i w:val="0"/>
           <w:sz w:val="24"/>
         </w:rPr>
-        <w:t>官方G25O、G25OR、G25O-R full各100+100局全部清除，三版本平均时间无显著差异；G25OR在保持数学严格外包修复的同时成绩等价，因此作为最终方案。</w:t>
+        <w:t>官方G25O、G25OR、G25O-R full各100+100局全部清除，三版本平均时间无显著差异；G25OR在保持数学严格外包修复的同时成绩等价，因此仍作为冻结基线。</w:t>
+      </w:r>
+    </w:p>
+    <w:p>
+      <w:pPr>
+        <w:keepNext w:val="0"/>
+        <w:widowControl/>
+        <w:spacing w:after="0"/>
+        <w:ind w:firstLine="0"/>
+      </w:pPr>
+      <w:r>
+        <w:rPr>
+          <w:rFonts w:ascii="Times New Roman" w:hAnsi="Times New Roman" w:eastAsia="宋体"/>
+          <w:b w:val="0"/>
+          <w:i w:val="0"/>
+          <w:sz w:val="24"/>
+        </w:rPr>
+        <w:t>Q4新增21点覆盖候选S21通过整数几何证书和独立检查，路线仅缩短1.46%，但50对本地严格配对中问题4虚拟时间降低3.45%-3.87%（p&lt;10^-5），全清50/50；官方问题4各10局分布演练全部清除，S21聚合时间/源低约6.13%但p=0.734不显著，S21作为正式挑战者保留，最终版本以官方更大样本验证后再定。</w:t>
+      </w:r>
+    </w:p>
+    <w:p>
+      <w:pPr>
+        <w:keepNext w:val="0"/>
+        <w:widowControl/>
+        <w:spacing w:after="0"/>
+        <w:ind w:firstLine="0"/>
+      </w:pPr>
+      <w:r>
+        <w:rPr>
+          <w:rFonts w:ascii="Times New Roman" w:hAnsi="Times New Roman" w:eastAsia="宋体"/>
+          <w:b w:val="0"/>
+          <w:i w:val="0"/>
+          <w:sz w:val="24"/>
+        </w:rPr>
+        <w:t>Q1可实现反例、Q2条件候选区与817.749 m连续最坏距离、Q3边界网格缺口和Q4局部凸包证书均已审计；Oracle上下界给出每源不超过7.75秒的知情差距范围。完整滚动版在修复后仍未优于G25OR，只能说明该实现无额外收益，不能说明调度空间已经饱和。</w:t>
       </w:r>
     </w:p>
     <w:p>
@@ -16235,6 +16437,300 @@
                 <w:sz w:val="21"/>
               </w:rPr>
               <w:t>S3、S4、S25覆盖点构造与核验</w:t>
+            </w:r>
+          </w:p>
+        </w:tc>
+      </w:tr>
+      <w:tr>
+        <w:trPr>
+          <w:cantSplit/>
+        </w:trPr>
+        <w:tc>
+          <w:tcPr>
+            <w:tcW w:type="dxa" w:w="4366"/>
+            <w:vAlign w:val="center"/>
+          </w:tcPr>
+          <w:p>
+            <w:pPr>
+              <w:spacing w:before="20" w:after="20" w:line="240" w:lineRule="auto"/>
+              <w:jc w:val="center"/>
+            </w:pPr>
+            <w:r/>
+            <w:r>
+              <w:rPr>
+                <w:rFonts w:ascii="Times New Roman" w:hAnsi="Times New Roman" w:eastAsia="宋体"/>
+                <w:b w:val="0"/>
+                <w:i w:val="0"/>
+                <w:sz w:val="21"/>
+              </w:rPr>
+              <w:t>certificates.py</w:t>
+            </w:r>
+          </w:p>
+        </w:tc>
+        <w:tc>
+          <w:tcPr>
+            <w:tcW w:type="dxa" w:w="4366"/>
+            <w:vAlign w:val="center"/>
+          </w:tcPr>
+          <w:p>
+            <w:pPr>
+              <w:spacing w:before="20" w:after="20" w:line="240" w:lineRule="auto"/>
+              <w:jc w:val="center"/>
+            </w:pPr>
+            <w:r/>
+            <w:r>
+              <w:rPr>
+                <w:rFonts w:ascii="Times New Roman" w:hAnsi="Times New Roman" w:eastAsia="宋体"/>
+                <w:b w:val="0"/>
+                <w:i w:val="0"/>
+                <w:sz w:val="21"/>
+              </w:rPr>
+              <w:t>Q3圆盘并集与Q4局部凸包动态不存在证书</w:t>
+            </w:r>
+          </w:p>
+        </w:tc>
+      </w:tr>
+      <w:tr>
+        <w:trPr>
+          <w:cantSplit/>
+        </w:trPr>
+        <w:tc>
+          <w:tcPr>
+            <w:tcW w:type="dxa" w:w="4366"/>
+            <w:vAlign w:val="center"/>
+          </w:tcPr>
+          <w:p>
+            <w:pPr>
+              <w:spacing w:before="20" w:after="20" w:line="240" w:lineRule="auto"/>
+              <w:jc w:val="center"/>
+            </w:pPr>
+            <w:r/>
+            <w:r>
+              <w:rPr>
+                <w:rFonts w:ascii="Times New Roman" w:hAnsi="Times New Roman" w:eastAsia="宋体"/>
+                <w:b w:val="0"/>
+                <w:i w:val="0"/>
+                <w:sz w:val="21"/>
+              </w:rPr>
+              <w:t>scripts/audit_q1q2.py</w:t>
+            </w:r>
+          </w:p>
+        </w:tc>
+        <w:tc>
+          <w:tcPr>
+            <w:tcW w:type="dxa" w:w="4366"/>
+            <w:vAlign w:val="center"/>
+          </w:tcPr>
+          <w:p>
+            <w:pPr>
+              <w:spacing w:before="20" w:after="20" w:line="240" w:lineRule="auto"/>
+              <w:jc w:val="center"/>
+            </w:pPr>
+            <w:r/>
+            <w:r>
+              <w:rPr>
+                <w:rFonts w:ascii="Times New Roman" w:hAnsi="Times New Roman" w:eastAsia="宋体"/>
+                <w:b w:val="0"/>
+                <w:i w:val="0"/>
+                <w:sz w:val="21"/>
+              </w:rPr>
+              <w:t>Q1退化分类、可实现反例、MEC最小性与Q2连续最坏距离</w:t>
+            </w:r>
+          </w:p>
+        </w:tc>
+      </w:tr>
+      <w:tr>
+        <w:trPr>
+          <w:cantSplit/>
+        </w:trPr>
+        <w:tc>
+          <w:tcPr>
+            <w:tcW w:type="dxa" w:w="4366"/>
+            <w:vAlign w:val="center"/>
+          </w:tcPr>
+          <w:p>
+            <w:pPr>
+              <w:spacing w:before="20" w:after="20" w:line="240" w:lineRule="auto"/>
+              <w:jc w:val="center"/>
+            </w:pPr>
+            <w:r/>
+            <w:r>
+              <w:rPr>
+                <w:rFonts w:ascii="Times New Roman" w:hAnsi="Times New Roman" w:eastAsia="宋体"/>
+                <w:b w:val="0"/>
+                <w:i w:val="0"/>
+                <w:sz w:val="21"/>
+              </w:rPr>
+              <w:t>scripts/coverage21.py、check_s21_certificate.py</w:t>
+            </w:r>
+          </w:p>
+        </w:tc>
+        <w:tc>
+          <w:tcPr>
+            <w:tcW w:type="dxa" w:w="4366"/>
+            <w:vAlign w:val="center"/>
+          </w:tcPr>
+          <w:p>
+            <w:pPr>
+              <w:spacing w:before="20" w:after="20" w:line="240" w:lineRule="auto"/>
+              <w:jc w:val="center"/>
+            </w:pPr>
+            <w:r/>
+            <w:r>
+              <w:rPr>
+                <w:rFonts w:ascii="Times New Roman" w:hAnsi="Times New Roman" w:eastAsia="宋体"/>
+                <w:b w:val="0"/>
+                <w:i w:val="0"/>
+                <w:sz w:val="21"/>
+              </w:rPr>
+              <w:t>S21整数四叉树证书与独立检查器</w:t>
+            </w:r>
+          </w:p>
+        </w:tc>
+      </w:tr>
+      <w:tr>
+        <w:trPr>
+          <w:cantSplit/>
+        </w:trPr>
+        <w:tc>
+          <w:tcPr>
+            <w:tcW w:type="dxa" w:w="4366"/>
+            <w:vAlign w:val="center"/>
+          </w:tcPr>
+          <w:p>
+            <w:pPr>
+              <w:spacing w:before="20" w:after="20" w:line="240" w:lineRule="auto"/>
+              <w:jc w:val="center"/>
+            </w:pPr>
+            <w:r/>
+            <w:r>
+              <w:rPr>
+                <w:rFonts w:ascii="Times New Roman" w:hAnsi="Times New Roman" w:eastAsia="宋体"/>
+                <w:b w:val="0"/>
+                <w:i w:val="0"/>
+                <w:sz w:val="21"/>
+              </w:rPr>
+              <w:t>scripts/check_q3_grid_fix.py、check_q4_certificate.py</w:t>
+            </w:r>
+          </w:p>
+        </w:tc>
+        <w:tc>
+          <w:tcPr>
+            <w:tcW w:type="dxa" w:w="4366"/>
+            <w:vAlign w:val="center"/>
+          </w:tcPr>
+          <w:p>
+            <w:pPr>
+              <w:spacing w:before="20" w:after="20" w:line="240" w:lineRule="auto"/>
+              <w:jc w:val="center"/>
+            </w:pPr>
+            <w:r/>
+            <w:r>
+              <w:rPr>
+                <w:rFonts w:ascii="Times New Roman" w:hAnsi="Times New Roman" w:eastAsia="宋体"/>
+                <w:b w:val="0"/>
+                <w:i w:val="0"/>
+                <w:sz w:val="21"/>
+              </w:rPr>
+              <w:t>Q3边界网格修复与Q4凸包证书回归</w:t>
+            </w:r>
+          </w:p>
+        </w:tc>
+      </w:tr>
+      <w:tr>
+        <w:trPr>
+          <w:cantSplit/>
+        </w:trPr>
+        <w:tc>
+          <w:tcPr>
+            <w:tcW w:type="dxa" w:w="4366"/>
+            <w:vAlign w:val="center"/>
+          </w:tcPr>
+          <w:p>
+            <w:pPr>
+              <w:spacing w:before="20" w:after="20" w:line="240" w:lineRule="auto"/>
+              <w:jc w:val="center"/>
+            </w:pPr>
+            <w:r/>
+            <w:r>
+              <w:rPr>
+                <w:rFonts w:ascii="Times New Roman" w:hAnsi="Times New Roman" w:eastAsia="宋体"/>
+                <w:b w:val="0"/>
+                <w:i w:val="0"/>
+                <w:sz w:val="21"/>
+              </w:rPr>
+              <w:t>scripts/oracle_bounds.py、evaluate_oracle_gap.py</w:t>
+            </w:r>
+          </w:p>
+        </w:tc>
+        <w:tc>
+          <w:tcPr>
+            <w:tcW w:type="dxa" w:w="4366"/>
+            <w:vAlign w:val="center"/>
+          </w:tcPr>
+          <w:p>
+            <w:pPr>
+              <w:spacing w:before="20" w:after="20" w:line="240" w:lineRule="auto"/>
+              <w:jc w:val="center"/>
+            </w:pPr>
+            <w:r/>
+            <w:r>
+              <w:rPr>
+                <w:rFonts w:ascii="Times New Roman" w:hAnsi="Times New Roman" w:eastAsia="宋体"/>
+                <w:b w:val="0"/>
+                <w:i w:val="0"/>
+                <w:sz w:val="21"/>
+              </w:rPr>
+              <w:t>开放中心TSP与20米邻域Oracle上下界</w:t>
+            </w:r>
+          </w:p>
+        </w:tc>
+      </w:tr>
+      <w:tr>
+        <w:trPr>
+          <w:cantSplit/>
+        </w:trPr>
+        <w:tc>
+          <w:tcPr>
+            <w:tcW w:type="dxa" w:w="4366"/>
+            <w:vAlign w:val="center"/>
+          </w:tcPr>
+          <w:p>
+            <w:pPr>
+              <w:spacing w:before="20" w:after="20" w:line="240" w:lineRule="auto"/>
+              <w:jc w:val="center"/>
+            </w:pPr>
+            <w:r/>
+            <w:r>
+              <w:rPr>
+                <w:rFonts w:ascii="Times New Roman" w:hAnsi="Times New Roman" w:eastAsia="宋体"/>
+                <w:b w:val="0"/>
+                <w:i w:val="0"/>
+                <w:sz w:val="21"/>
+              </w:rPr>
+              <w:t>scripts/run_full_ablation.py、planner_rollout.py</w:t>
+            </w:r>
+          </w:p>
+        </w:tc>
+        <w:tc>
+          <w:tcPr>
+            <w:tcW w:type="dxa" w:w="4366"/>
+            <w:vAlign w:val="center"/>
+          </w:tcPr>
+          <w:p>
+            <w:pPr>
+              <w:spacing w:before="20" w:after="20" w:line="240" w:lineRule="auto"/>
+              <w:jc w:val="center"/>
+            </w:pPr>
+            <w:r/>
+            <w:r>
+              <w:rPr>
+                <w:rFonts w:ascii="Times New Roman" w:hAnsi="Times New Roman" w:eastAsia="宋体"/>
+                <w:b w:val="0"/>
+                <w:i w:val="0"/>
+                <w:sz w:val="21"/>
+              </w:rPr>
+              <w:t>完整滚动版消融与单步rollout规划原型</w:t>
             </w:r>
           </w:p>
         </w:tc>
@@ -16685,7 +17181,7 @@
           <w:i w:val="0"/>
           <w:sz w:val="24"/>
         </w:rPr>
-        <w:t>python scripts/run_g25o_compare.py --n 100 --start 92000 --variant G25OR</w:t>
+        <w:t>python scripts/coverage21.py 与 python scripts/check_s21_certificate.py</w:t>
       </w:r>
     </w:p>
     <w:p>
@@ -16702,7 +17198,7 @@
           <w:i w:val="0"/>
           <w:sz w:val="24"/>
         </w:rPr>
-        <w:t>python scripts/run_official_g25o.py --mode 3 --robot-id &lt;队号&gt; --variant G25OR</w:t>
+        <w:t>python scripts/audit_q1q2.py</w:t>
       </w:r>
     </w:p>
     <w:p>
@@ -16719,6 +17215,91 @@
           <w:i w:val="0"/>
           <w:sz w:val="24"/>
         </w:rPr>
+        <w:t>python scripts/check_q3_grid_fix.py 与 python scripts/check_q4_certificate.py</w:t>
+      </w:r>
+    </w:p>
+    <w:p>
+      <w:pPr>
+        <w:keepNext w:val="0"/>
+        <w:widowControl/>
+        <w:spacing w:after="0"/>
+        <w:ind w:firstLine="0"/>
+      </w:pPr>
+      <w:r>
+        <w:rPr>
+          <w:rFonts w:ascii="Times New Roman" w:hAnsi="Times New Roman" w:eastAsia="宋体"/>
+          <w:b w:val="0"/>
+          <w:i w:val="0"/>
+          <w:sz w:val="24"/>
+        </w:rPr>
+        <w:t>python scripts/oracle_bounds.py --self-test</w:t>
+      </w:r>
+    </w:p>
+    <w:p>
+      <w:pPr>
+        <w:keepNext w:val="0"/>
+        <w:widowControl/>
+        <w:spacing w:after="0"/>
+        <w:ind w:firstLine="0"/>
+      </w:pPr>
+      <w:r>
+        <w:rPr>
+          <w:rFonts w:ascii="Times New Roman" w:hAnsi="Times New Roman" w:eastAsia="宋体"/>
+          <w:b w:val="0"/>
+          <w:i w:val="0"/>
+          <w:sz w:val="24"/>
+        </w:rPr>
+        <w:t>python scripts/run_g25o_compare.py --n 100 --start 92000 --variant G25OR --coverage S25</w:t>
+      </w:r>
+    </w:p>
+    <w:p>
+      <w:pPr>
+        <w:keepNext w:val="0"/>
+        <w:widowControl/>
+        <w:spacing w:after="0"/>
+        <w:ind w:firstLine="0"/>
+      </w:pPr>
+      <w:r>
+        <w:rPr>
+          <w:rFonts w:ascii="Times New Roman" w:hAnsi="Times New Roman" w:eastAsia="宋体"/>
+          <w:b w:val="0"/>
+          <w:i w:val="0"/>
+          <w:sz w:val="24"/>
+        </w:rPr>
+        <w:t>python scripts/run_g25o_compare.py --n 100 --start 92000 --variant G25OR --coverage S21</w:t>
+      </w:r>
+    </w:p>
+    <w:p>
+      <w:pPr>
+        <w:keepNext w:val="0"/>
+        <w:widowControl/>
+        <w:spacing w:after="0"/>
+        <w:ind w:firstLine="0"/>
+      </w:pPr>
+      <w:r>
+        <w:rPr>
+          <w:rFonts w:ascii="Times New Roman" w:hAnsi="Times New Roman" w:eastAsia="宋体"/>
+          <w:b w:val="0"/>
+          <w:i w:val="0"/>
+          <w:sz w:val="24"/>
+        </w:rPr>
+        <w:t>python scripts/run_official_g25o.py --mode 3 --robot-id &lt;队号&gt; --variant G25OR</w:t>
+      </w:r>
+    </w:p>
+    <w:p>
+      <w:pPr>
+        <w:keepNext w:val="0"/>
+        <w:widowControl/>
+        <w:spacing w:after="0"/>
+        <w:ind w:firstLine="0"/>
+      </w:pPr>
+      <w:r>
+        <w:rPr>
+          <w:rFonts w:ascii="Times New Roman" w:hAnsi="Times New Roman" w:eastAsia="宋体"/>
+          <w:b w:val="0"/>
+          <w:i w:val="0"/>
+          <w:sz w:val="24"/>
+        </w:rPr>
         <w:t>python scripts/report_three_g25_variants.py</w:t>
       </w:r>
     </w:p>
@@ -18126,6 +18707,99 @@
         <w:t xml:space="preserve">        return None</w:t>
         <w:br/>
         <w:t xml:space="preserve">    return min(valid, key=lambda q: float(np.linalg.norm(A - q) + np.linalg.norm(q - B)))</w:t>
+      </w:r>
+    </w:p>
+    <w:p>
+      <w:pPr>
+        <w:pStyle w:val="Heading3"/>
+      </w:pPr>
+      <w:r>
+        <w:t>A.2.5 S21覆盖构造与验证脚本</w:t>
+      </w:r>
+    </w:p>
+    <w:p>
+      <w:pPr>
+        <w:keepNext w:val="0"/>
+        <w:widowControl/>
+        <w:spacing w:after="0"/>
+        <w:ind w:firstLine="480"/>
+      </w:pPr>
+      <w:r>
+        <w:rPr>
+          <w:rFonts w:ascii="Times New Roman" w:hAnsi="Times New Roman" w:eastAsia="宋体"/>
+          <w:b w:val="0"/>
+          <w:i w:val="0"/>
+          <w:sz w:val="24"/>
+        </w:rPr>
+        <w:t>S21使用以下精确整数坐标；证书生成器不得改用三角函数近似环点。</w:t>
+      </w:r>
+    </w:p>
+    <w:p>
+      <w:pPr>
+        <w:spacing w:before="60" w:after="60" w:line="240" w:lineRule="auto"/>
+        <w:ind w:firstLine="0"/>
+      </w:pPr>
+      <w:r>
+        <w:rPr>
+          <w:rFonts w:ascii="Consolas" w:hAnsi="Consolas" w:eastAsia="Consolas"/>
+          <w:b w:val="0"/>
+          <w:i w:val="0"/>
+          <w:sz w:val="17"/>
+        </w:rPr>
+        <w:t>S21_EXACT = np.asarray([</w:t>
+        <w:br/>
+        <w:t xml:space="preserve">    [0, 0],</w:t>
+        <w:br/>
+        <w:t xml:space="preserve">    [998, 0], [706, 706], [0, 998], [-706, 706],</w:t>
+        <w:br/>
+        <w:t xml:space="preserve">    [-998, 0], [-706, -706], [0, -998], [706, -706],</w:t>
+        <w:br/>
+        <w:t xml:space="preserve">    [1866, 0], [1616, 933], [933, 1616], [0, 1866],</w:t>
+        <w:br/>
+        <w:t xml:space="preserve">    [-933, 1616], [-1616, 933], [-1866, 0], [-1616, -933],</w:t>
+        <w:br/>
+        <w:t xml:space="preserve">    [-933, -1616], [0, -1866], [933, -1616], [1616, -933],</w:t>
+        <w:br/>
+        <w:t>], dtype=float)</w:t>
+        <w:br/>
+        <w:br/>
+        <w:t>def s21_points():</w:t>
+        <w:br/>
+        <w:t xml:space="preserve">    return S21_EXACT.copy()</w:t>
+      </w:r>
+    </w:p>
+    <w:p>
+      <w:pPr>
+        <w:keepNext w:val="0"/>
+        <w:widowControl/>
+        <w:spacing w:after="0"/>
+        <w:ind w:firstLine="480"/>
+      </w:pPr>
+      <w:r>
+        <w:rPr>
+          <w:rFonts w:ascii="Times New Roman" w:hAnsi="Times New Roman" w:eastAsia="宋体"/>
+          <w:b w:val="0"/>
+          <w:i w:val="0"/>
+          <w:sz w:val="24"/>
+        </w:rPr>
+        <w:t>完整整数四叉树证书、独立检查器和回归测试位于支撑材料代码目录：</w:t>
+      </w:r>
+    </w:p>
+    <w:p>
+      <w:pPr>
+        <w:keepNext w:val="0"/>
+        <w:widowControl/>
+        <w:spacing w:after="0"/>
+        <w:ind w:firstLine="480"/>
+      </w:pPr>
+      <w:r>
+        <w:rPr>
+          <w:rFonts w:ascii="Times New Roman" w:hAnsi="Times New Roman" w:eastAsia="宋体"/>
+          <w:b w:val="0"/>
+          <w:i w:val="0"/>
+          <w:sz w:val="24"/>
+        </w:rPr>
+        <w:t>`scripts/coverage21.py`、`scripts/check_s21_certificate.py`、`scripts/verify_s21_integration.py`。</w:t>
       </w:r>
     </w:p>
     <w:p>

--- a/final_submission/B题_方案B_几何保证主动搜索_论文稿_匿名终稿.docx
+++ b/final_submission/B题_方案B_几何保证主动搜索_论文稿_匿名终稿.docx
@@ -12936,7 +12936,7 @@
           <w:i w:val="0"/>
           <w:sz w:val="24"/>
         </w:rPr>
-        <w:t>Q4动态证书采用局部凸包充分条件：对单元保留所有到其四角最大距离不超过1000 m的no_signal点；若这些点的凸包严格包含单元四角，则任意源位置和任意180度发射方向下，总有一个负观测点应收到信号，与no_signal矛盾。单元测试中目标单元被正确排除，远处三个点不能排除目标单元。完整滚动版本在15对严格配对中，加入Q4动态证书与不加证书的虚拟时间完全相同，只产生了部分单元排除却没有改变任何扫描或清除动作；完整滚动版相对G25OR在问题3上约慢1.16%（p=0.457），问题4差异不超过0.41%（p&gt;0.62）。因此当前证据只能说明该实现没有额外收益，不能推断调度优化已经饱和。</w:t>
+        <w:t>Q4动态证书采用局部凸包充分条件：对单元保留所有到其四角最大距离不超过1000 m的no_signal点；若这些点的凸包严格包含单元四角，则任意源位置和任意180度发射方向下，总有一个负观测点应收到信号，与no_signal矛盾。单元测试中目标单元被正确排除，远处三个点不能排除目标单元。完整滚动版本在15对严格配对中，加入Q4动态证书与不加证书的虚拟时间完全相同，只产生了部分单元排除却没有改变任何扫描或清除动作；完整滚动版相对G25OR在问题3上约慢0.33%-0.75%（p&gt;0.18），问题4差异不超过0.36%（p&gt;0.66）。因此当前证据只能说明该实现没有额外收益，不能推断调度优化已经饱和。</w:t>
       </w:r>
     </w:p>
     <w:p>

--- a/final_submission/B题_方案B_几何保证主动搜索_论文稿_匿名终稿.docx
+++ b/final_submission/B题_方案B_几何保证主动搜索_论文稿_匿名终稿.docx
@@ -149,7 +149,7 @@
           <w:i w:val="0"/>
           <w:sz w:val="21"/>
         </w:rPr>
-        <w:t>官方模拟器实验方面，G25O、G25OR、G25O-R full 三个版本各完成问题3、问题4各100局演练，全部局数分别为100/100、100/100、100/100清除。G25OR 问题3、问题4平均定位清除时间分别为328.81秒/源和556.83秒/源，平均程序运行时间分别为1.462秒和3.548秒；相对更早的旧安全PPO分别降低约23.3%和50.4%，相对传统方法有效演练组分别降低约44.7%和49.9%。三版本之间两两差异均不显著（p&gt;0.17），说明性能主要来自几何保证层而非PPO网络。进一步构造通过整数几何证书的21点Q4覆盖候选S21，50对同种子本地配对使问题4平均虚拟时间降低3.4%-3.9%（p&lt;10^-5）；中心/邻域Oracle包夹给出每源不超过7.75秒的知情差距范围；官方问题4各10局演练中S21聚合时间/源低约6.1%，但差异不显著（p=0.734）。</w:t>
+        <w:t>官方模拟器实验方面，G25O、G25OR、G25O-R full 三个版本各完成问题3、问题4各100局演练，全部局数分别为100/100、100/100、100/100清除。G25OR 问题3、问题4平均定位清除时间分别为328.81秒/源和556.83秒/源，平均程序运行时间分别为1.462秒和3.548秒；相对更早的旧安全PPO分别降低约23.3%和50.4%，相对传统方法有效演练组分别降低约44.7%和49.9%。三版本之间两两差异均不显著（p&gt;0.17），说明性能主要来自几何保证层而非PPO网络。进一步构造通过整数几何证书的21点Q4覆盖候选S21，50对同种子本地配对使问题4平均虚拟时间降低3.4%-3.9%（p&lt;10^-5）；中心/邻域Oracle包夹给出每源不超过7.75秒的知情差距范围；合并官方问题4 S25 44局、S21 43局演练均全部清除；S21聚合534.03 s/源对S25 530.16 s/源，差异不显著（p=0.66），最终仍冻结G25OR-S25。</w:t>
       </w:r>
     </w:p>
     <w:p>
@@ -12978,7 +12978,7 @@
           <w:i w:val="0"/>
           <w:sz w:val="24"/>
         </w:rPr>
-        <w:t>为检验S21的整局效果，本文用相同种子、相同源、相同频道和误差场进行50对严格配对，只替换Q4覆盖点集，定位和调度模块冻结。问题4均匀场景平均虚拟时间从6895.34 s降至6628.45 s，降低3.87%（配对t检验p=8.3×10^-6，Wilcoxon p=8.4×10^-6）；边缘压力场景从9473.65 s降至9147.14 s，降低3.45%（配对t检验p=9.6×10^-10）；两种场景均50/50全清。问题3使用S3，故S21与S25结果完全相同。官方不可重放分布演练（问题4各10局）两种覆盖均全部清除：S21聚合虚拟时间/源为553.51 s，S25为602.56 s，平均单局V/源降低约6.13%，但Mann-Whitney检验p=0.734、bootstrap 95%置信区间包含0，样本量不足以确认分布优势；S21继续作为挑战者，G25OR-S25仍作为冻结基线。</w:t>
+        <w:t>为检验S21的整局效果，本文用相同种子、相同源、相同频道和误差场进行50对严格配对，只替换Q4覆盖点集，定位和调度模块冻结。问题4均匀场景平均虚拟时间从6895.34 s降至6628.45 s，降低3.87%（配对t检验p=8.3×10^-6，Wilcoxon p=8.4×10^-6）；边缘压力场景从9473.65 s降至9147.14 s，降低3.45%（配对t检验p=9.6×10^-10）；两种场景均50/50全清。为避免单组种子的偶然性，另用种子97000-97049独立复现50对：均匀场景从6980.97 s降至6737.53 s（-3.49%，p=1.4×10^-4），边缘场景从9511.60 s降至9068.03 s（-4.66%，p=8.9×10^-12），两种场景均50/50全清。进一步做聚集、边缘、最小接收半径、朝外定向四个压力场景各20对：S21相对S25分别降低2.77%、4.40%、3.17%、4.26%，配对p值分别为0.0012、6.7×10^-5、0.0115、1.5×10^-4，全部20/20清除。问题3使用S3，故S21与S25结果完全相同。进一步合并所有官方问题4演练：S25共44局、总593源、全部清除；S21共43局、总547源、全部清除。S21聚合虚拟时间/源为534.03 s，S25为530.16 s，平均单局V/源S21约高1.64%，Mann-Whitney p=0.66、Welch检验p=0.75，bootstrap 95%置信区间[-45.2,60.9]包含0。S21的平均测量次数从270.2降至233.6，但减少测量并未转化为官方时间优势；小样本10+10时观察到的约6.1%优势没有被更大样本复现。因此S21作为已通过本地严格配对的候选保留，G25OR-S25仍是最终冻结基线。</w:t>
       </w:r>
     </w:p>
     <w:p>
@@ -15741,7 +15741,7 @@
           <w:i w:val="0"/>
           <w:sz w:val="24"/>
         </w:rPr>
-        <w:t>两两差异均不显著（p&gt;0.17）。因此选择G25OR作为冻结基线：它修复了首次示向三角形的严格外包缺口，同时官方成绩与G25O、G25O-R full等价；G25O-R full的额外复杂度和程序运行时间没有换来统计显著的速度提升。更进一步，21点Q4覆盖S21在整数几何证书和50对本地严格配对中使问题4平均虚拟时间降低3.45%-3.87%（p&lt;10^-5），但官方样本仍不足以确认分布层面的优势，因此S21作为正式挑战者单独演练，最终版本在官方更大样本验证后决定。</w:t>
+        <w:t>两两差异均不显著（p&gt;0.17）。因此选择G25OR作为冻结基线：它修复了首次示向三角形的严格外包缺口，同时官方成绩与G25O、G25O-R full等价；G25O-R full的额外复杂度和程序运行时间没有换来统计显著的速度提升。更进一步，21点Q4覆盖S21在整数几何证书和50对本地严格配对中使问题4平均虚拟时间降低3.45%-3.87%（p&lt;10^-5），但合并官方问题4 S25 44局、S21 43局后未显示S21分布优势（p=0.66），因此正式冻结G25OR-S25，S21作为已通过本地配对的候选保留。</w:t>
       </w:r>
     </w:p>
     <w:p>
@@ -15884,7 +15884,7 @@
           <w:i w:val="0"/>
           <w:sz w:val="24"/>
         </w:rPr>
-        <w:t>Q4新增21点覆盖候选S21通过整数几何证书和独立检查，路线仅缩短1.46%，但50对本地严格配对中问题4虚拟时间降低3.45%-3.87%（p&lt;10^-5），全清50/50；官方问题4各10局分布演练全部清除，S21聚合时间/源低约6.13%但p=0.734不显著，S21作为正式挑战者保留，最终版本以官方更大样本验证后再定。</w:t>
+        <w:t>Q4新增21点覆盖候选S21通过整数几何证书和独立检查，路线仅缩短1.46%，但两组独立50对本地严格配对中问题4虚拟时间降低3.45%-4.66%（p&lt;10^-4），压力场景降低2.77%-4.40%，全部清除；官方问题4合并S25 44局、S21 43局演练全部清除，但S21相对S25差异不显著（p=0.66），未复现小样本优势；S21作为已通过本地严格配对的候选保留，最终仍冻结G25OR-S25。</w:t>
       </w:r>
     </w:p>
     <w:p>

--- a/final_submission/B题_方案B_几何保证主动搜索_论文稿_匿名终稿.docx
+++ b/final_submission/B题_方案B_几何保证主动搜索_论文稿_匿名终稿.docx
@@ -12983,6 +12983,23 @@
     </w:p>
     <w:p>
       <w:pPr>
+        <w:keepNext w:val="0"/>
+        <w:widowControl/>
+        <w:spacing w:after="0"/>
+        <w:ind w:firstLine="480"/>
+      </w:pPr>
+      <w:r>
+        <w:rPr>
+          <w:rFonts w:ascii="Times New Roman" w:hAnsi="Times New Roman" w:eastAsia="宋体"/>
+          <w:b w:val="0"/>
+          <w:i w:val="0"/>
+          <w:sz w:val="24"/>
+        </w:rPr>
+        <w:t>在此基础上，本文进一步按S21保证覆盖+零绕行主动补测+顺路清除+双侧保底的机制实现了G21A原型，并在相同种子、相同源和相同误差场下与G25OR-S21做100对严格配对。零绕行补测的点位于覆盖点A到B的路段上，若预测能把可行域MEC半径缩到19.5 m以内或者预计收缩超过200 m，才追加一次最多6 s的测量；Q4每源最多1次，no_signal不删除可行域。结果是：G21A在均匀场景平均虚拟时间为7069.63 s，反而比G25OR-S21的6709.32 s慢5.37%；边缘场景为8951.08 s，比基线的9000.00 s仅快0.55%；全部100对均清除，但平均每局只有约8.6-11.9次补测，补测后直接获得清除证书的次数平均仅0.04-0.06次。诊断表明，方向型第二观测主要压缩横向不确定度，而双侧定位的主要行走成本来自首测距离区间，后者并没有被明显压缩，因此补测的6 s成本大于它节省的定位移动。G21A没有达到平均V/源下降大于5%、中位数下降大于3%、至少4类场景明显占优的淘汰门槛，所以停止G21X及S21路线扩展，最终方案仍冻结为G25OR-S25。</w:t>
+      </w:r>
+    </w:p>
+    <w:p>
+      <w:pPr>
         <w:pStyle w:val="Heading2"/>
       </w:pPr>
       <w:r>
@@ -15901,7 +15918,7 @@
           <w:i w:val="0"/>
           <w:sz w:val="24"/>
         </w:rPr>
-        <w:t>Q1可实现反例、Q2条件候选区与817.749 m连续最坏距离、Q3边界网格缺口和Q4局部凸包证书均已审计；Oracle上下界给出每源不超过7.75秒的知情差距范围。完整滚动版在修复后仍未优于G25OR，只能说明该实现无额外收益，不能说明调度空间已经饱和。</w:t>
+        <w:t>Q1可实现反例、Q2条件候选区与817.749 m连续最坏距离、Q3边界网格缺口和Q4局部凸包证书均已审计；Oracle上下界给出每源不超过7.75秒的知情差距范围。完整滚动版在修复后仍未优于G25OR，只能说明该实现无额外收益，不能说明调度空间已经饱和；G21A零绕行补测原型在100对均匀配对中反而慢5.37%，已按淘汰门槛停止。</w:t>
       </w:r>
     </w:p>
     <w:p>

--- a/final_submission/B题_方案B_几何保证主动搜索_论文稿_匿名终稿.docx
+++ b/final_submission/B题_方案B_几何保证主动搜索_论文稿_匿名终稿.docx
@@ -12995,7 +12995,7 @@
           <w:i w:val="0"/>
           <w:sz w:val="24"/>
         </w:rPr>
-        <w:t>在此基础上，本文进一步按S21保证覆盖+零绕行主动补测+顺路清除+双侧保底的机制实现了G21A原型，并在相同种子、相同源和相同误差场下与G25OR-S21做100对严格配对。零绕行补测的点位于覆盖点A到B的路段上，若预测能把可行域MEC半径缩到19.5 m以内或者预计收缩超过200 m，才追加一次最多6 s的测量；Q4每源最多1次，no_signal不删除可行域。结果是：G21A在均匀场景平均虚拟时间为7069.63 s，反而比G25OR-S21的6709.32 s慢5.37%；边缘场景为8951.08 s，比基线的9000.00 s仅快0.55%；全部100对均清除，但平均每局只有约8.6-11.9次补测，补测后直接获得清除证书的次数平均仅0.04-0.06次。诊断表明，方向型第二观测主要压缩横向不确定度，而双侧定位的主要行走成本来自首测距离区间，后者并没有被明显压缩，因此补测的6 s成本大于它节省的定位移动。G21A没有达到平均V/源下降大于5%、中位数下降大于3%、至少4类场景明显占优的淘汰门槛，所以停止G21X及S21路线扩展，最终方案仍冻结为G25OR-S25。</w:t>
+        <w:t>在此基础上，本文进一步按S21保证覆盖+零绕行主动补测+顺路清除+双侧保底的机制实现了G21A原型，并做六类场景、N=10..16、每类每组15组的严格配对矩阵，共630对、1260次策略运行。零绕行补测点位于覆盖点A到B的路段上，若预测能把可行域MEC半径缩到19.5 m以内或预计收缩超过200 m，才追加一次最多6 s的测量；Q4每源最多1次，no_signal不删除可行域。矩阵结果：全部630对均清除；G21A总体平均V/源比G25OR-S21高3.68%（配对t检验p≈3.7×10^-77）；六类场景分别高5.18%、5.52%、2.99%、4.13%、0.29%、5.07%，其中边缘、均匀、混合场景均明显更慢；平均每局补测约8-12次，补测后直接获得清除证书平均仅0.04-0.06次。诊断表明，方向型第二观测主要压缩横向不确定度，而双侧定位的主要行走成本来自首测距离区间，后者没有被明显压缩，因此补测的约6 s成本大于节省的定位移动。G21A没有达到平均V/源下降大于5%、中位数下降大于3%、至少4类场景明显占优的淘汰门槛，所以停止G21X及S21路线扩展，最终方案仍冻结为G25OR-S25。</w:t>
       </w:r>
     </w:p>
     <w:p>
@@ -15918,7 +15918,7 @@
           <w:i w:val="0"/>
           <w:sz w:val="24"/>
         </w:rPr>
-        <w:t>Q1可实现反例、Q2条件候选区与817.749 m连续最坏距离、Q3边界网格缺口和Q4局部凸包证书均已审计；Oracle上下界给出每源不超过7.75秒的知情差距范围。完整滚动版在修复后仍未优于G25OR，只能说明该实现无额外收益，不能说明调度空间已经饱和；G21A零绕行补测原型在100对均匀配对中反而慢5.37%，已按淘汰门槛停止。</w:t>
+        <w:t>Q1可实现反例、Q2条件候选区与817.749 m连续最坏距离、Q3边界网格缺口和Q4局部凸包证书均已审计；Oracle上下界给出每源不超过7.75秒的知情差距范围。完整滚动版在修复后仍未优于G25OR，只能说明该实现无额外收益，不能说明调度空间已经饱和；G21A零绕行补测原型在六类场景N=10..16的1260次运行矩阵中总体慢3.68%，全部清除但未达淘汰门槛，已停止。</w:t>
       </w:r>
     </w:p>
     <w:p>

--- a/final_submission/B题_方案B_几何保证主动搜索_论文稿_匿名终稿.docx
+++ b/final_submission/B题_方案B_几何保证主动搜索_论文稿_匿名终稿.docx
@@ -12995,7 +12995,7 @@
           <w:i w:val="0"/>
           <w:sz w:val="24"/>
         </w:rPr>
-        <w:t>在此基础上，本文进一步按S21保证覆盖+零绕行主动补测+顺路清除+双侧保底的机制实现了G21A原型，并做六类场景、N=10..16、每类每组15组的严格配对矩阵，共630对、1260次策略运行。零绕行补测点位于覆盖点A到B的路段上，若预测能把可行域MEC半径缩到19.5 m以内或预计收缩超过200 m，才追加一次最多6 s的测量；Q4每源最多1次，no_signal不删除可行域。矩阵结果：全部630对均清除；G21A总体平均V/源比G25OR-S21高3.68%（配对t检验p≈3.7×10^-77）；六类场景分别高5.18%、5.52%、2.99%、4.13%、0.29%、5.07%，其中边缘、均匀、混合场景均明显更慢；平均每局补测约8-12次，补测后直接获得清除证书平均仅0.04-0.06次。诊断表明，方向型第二观测主要压缩横向不确定度，而双侧定位的主要行走成本来自首测距离区间，后者没有被明显压缩，因此补测的约6 s成本大于节省的定位移动。G21A没有达到平均V/源下降大于5%、中位数下降大于3%、至少4类场景明显占优的淘汰门槛，所以停止G21X及S21路线扩展，最终方案仍冻结为G25OR-S25。</w:t>
+        <w:t>在此基础上，本文进一步按S21保证覆盖+零绕行主动补测+顺路清除+双侧保底的机制实现了G21A原型，并做六类场景、N=10..16、每类每组15组的严格配对矩阵，共630对、1260次策略运行。零绕行补测点位于覆盖点A到B的路段上，若预测能把可行域MEC半径缩到19.5 m以内或预计收缩超过200 m，才追加一次最多6 s的测量；Q4每源最多1次，no_signal不删除可行域。矩阵结果：全部630对均清除；G21A总体平均V/源比G25OR-S21高3.68%（配对t检验p≈3.7×10^-77）；六类场景分别高5.18%、5.52%、2.99%、4.13%、0.29%、5.07%，其中边缘、均匀、混合场景均明显更慢；平均每局补测约8-12次，补测后直接获得清除证书平均仅0.04-0.06次。诊断表明，方向型第二观测主要压缩横向不确定度，而双侧定位的主要行走成本来自首测距离区间，后者没有被明显压缩，因此补测的约6 s成本大于节省的定位移动。G21A没有达到平均V/源下降大于5%、中位数下降大于3%、至少4类场景明显占优的淘汰门槛，所以停止G21X及S21路线扩展，最终方案仍冻结为G25OR-S25。进一步在真实官方模拟器上对问题4各跑100局：G21A全部100/100清除，聚合虚拟时间540.00 s/源；G25OR-S21基线100/100清除，聚合514.15 s/源；G21A慢5.54%（Mann-Whitney p=0.046，Welch p=0.066），平均移动距离高约1957 m/局。官方结果与本地矩阵一致，确认G21A-fixed相对S21没有净收益；因此停止G21A/G21X/S21扩展，最终方案仍冻结为G25OR-S25。</w:t>
       </w:r>
     </w:p>
     <w:p>
@@ -15918,7 +15918,7 @@
           <w:i w:val="0"/>
           <w:sz w:val="24"/>
         </w:rPr>
-        <w:t>Q1可实现反例、Q2条件候选区与817.749 m连续最坏距离、Q3边界网格缺口和Q4局部凸包证书均已审计；Oracle上下界给出每源不超过7.75秒的知情差距范围。完整滚动版在修复后仍未优于G25OR，只能说明该实现无额外收益，不能说明调度空间已经饱和；G21A零绕行补测原型在六类场景N=10..16的1260次运行矩阵中总体慢3.68%，全部清除但未达淘汰门槛，已停止。</w:t>
+        <w:t>Q1可实现反例、Q2条件候选区与817.749 m连续最坏距离、Q3边界网格缺口和Q4局部凸包证书均已审计；Oracle上下界给出每源不超过7.75秒的知情差距范围。完整滚动版在修复后仍未优于G25OR，只能说明该实现无额外收益，不能说明调度空间已经饱和；G21A零绕行补测原型在六类场景N=10..16的1260次运行矩阵中总体慢3.19%，官方问题4各100局中又慢5.54%，全部清除但未达淘汰门槛，已停止。</w:t>
       </w:r>
     </w:p>
     <w:p>

--- a/final_submission/B题_方案B_几何保证主动搜索_论文稿_匿名终稿.docx
+++ b/final_submission/B题_方案B_几何保证主动搜索_论文稿_匿名终稿.docx
@@ -12995,7 +12995,7 @@
           <w:i w:val="0"/>
           <w:sz w:val="24"/>
         </w:rPr>
-        <w:t>在此基础上，本文进一步按S21保证覆盖+零绕行主动补测+顺路清除+双侧保底的机制实现了G21A原型，并做六类场景、N=10..16、每类每组15组的严格配对矩阵，共630对、1260次策略运行。零绕行补测点位于覆盖点A到B的路段上，若预测能把可行域MEC半径缩到19.5 m以内或预计收缩超过200 m，才追加一次最多6 s的测量；Q4每源最多1次，no_signal不删除可行域。矩阵结果：全部630对均清除；G21A总体平均V/源比G25OR-S21高3.68%（配对t检验p≈3.7×10^-77）；六类场景分别高5.18%、5.52%、2.99%、4.13%、0.29%、5.07%，其中边缘、均匀、混合场景均明显更慢；平均每局补测约8-12次，补测后直接获得清除证书平均仅0.04-0.06次。诊断表明，方向型第二观测主要压缩横向不确定度，而双侧定位的主要行走成本来自首测距离区间，后者没有被明显压缩，因此补测的约6 s成本大于节省的定位移动。G21A没有达到平均V/源下降大于5%、中位数下降大于3%、至少4类场景明显占优的淘汰门槛，所以停止G21X及S21路线扩展，最终方案仍冻结为G25OR-S25。进一步在真实官方模拟器上对问题4各跑100局：G21A全部100/100清除，聚合虚拟时间540.00 s/源；G25OR-S21基线100/100清除，聚合514.15 s/源；G21A慢5.54%（Mann-Whitney p=0.046，Welch p=0.066），平均移动距离高约1957 m/局。官方结果与本地矩阵一致，确认G21A-fixed相对S21没有净收益；因此停止G21A/G21X/S21扩展，最终方案仍冻结为G25OR-S25。</w:t>
+        <w:t>修复零绕行坐标bug后，G21A在六类场景N=10..16矩阵中总体比G25OR-S21慢3.19%；官方问题4各100局全清，G21A聚合540.00 s/源，S21基线514.15 s/源，G21A慢5.54%（Mann-Whitney p=0.046），平均移动距离反而多约1957 m/局。补测未转化成净收益，G21A未达到淘汰门槛；停止G21A/G21X/S21扩展，最终方案仍冻结为G25OR-S25。进一步在真实官方模拟器上对问题4各跑100局：G21A全部100/100清除，聚合虚拟时间540.00 s/源；G25OR-S21基线100/100清除，聚合514.15 s/源；G21A慢5.54%（Mann-Whitney p=0.046，Welch p=0.066），平均移动距离高约1957 m/局。官方结果与本地矩阵一致，确认G21A-fixed相对S21没有净收益；因此停止G21A/G21X/S21扩展，最终方案仍冻结为G25OR-S25。</w:t>
       </w:r>
     </w:p>
     <w:p>
@@ -13038,6 +13038,23 @@
           <w:sz w:val="24"/>
         </w:rPr>
         <w:t>在20组自建问题3、问题4场景上，G25OR问题3平均实际时间约374.09 s/源，Oracle下界约151.64 s/源、上界约159.27 s/源；问题4实际约701.63 s/源，Oracle下界约146.72 s/源、上界约154.35 s/源。差距主要来自未知源搜索、频道扫描和定位移动，而不是清除阶段本身。中心TSP是知情问题的一条可行上界，不是在线问题下界，因此该结果只用于定位改进空间，不能直接当作理论极限。</w:t>
+      </w:r>
+    </w:p>
+    <w:p>
+      <w:pPr>
+        <w:keepNext w:val="0"/>
+        <w:widowControl/>
+        <w:spacing w:after="0"/>
+        <w:ind w:firstLine="480"/>
+      </w:pPr>
+      <w:r>
+        <w:rPr>
+          <w:rFonts w:ascii="Times New Roman" w:hAnsi="Times New Roman" w:eastAsia="宋体"/>
+          <w:b w:val="0"/>
+          <w:i w:val="0"/>
+          <w:sz w:val="24"/>
+        </w:rPr>
+        <w:t>进一步在50个问题3、50个问题4场景上做五策略严格配对的Oracle Ladder。问题3各策略平均时间/源为：G25OR 332.05、O1 308.58、O2 288.14、O3 256.77、O0 142.83 s；问题4为：G25OR 613.97、O1 512.48、O2 528.91、O3 402.79、O0 144.32 s。五种策略均100%清除；O0通过N=1解析公式和全向/定向同位置一致性检查。分解得到：问题3/4空频道成本约23.47/101.49 s/源，定位成本约43.91/85.06 s/源，空间搜索成本O3-O0约113.94/258.47 s/源，总改进空间约189.22/469.65 s/源。最大结构瓶颈是未知源空间搜索，其次在问题4是空频道扫描；下一步应优先研究可证明的搜索覆盖、频道账本和发现顺序，而不是继续第二测点或零绕行补测。</w:t>
       </w:r>
     </w:p>
     <w:p>
@@ -15918,7 +15935,7 @@
           <w:i w:val="0"/>
           <w:sz w:val="24"/>
         </w:rPr>
-        <w:t>Q1可实现反例、Q2条件候选区与817.749 m连续最坏距离、Q3边界网格缺口和Q4局部凸包证书均已审计；Oracle上下界给出每源不超过7.75秒的知情差距范围。完整滚动版在修复后仍未优于G25OR，只能说明该实现无额外收益，不能说明调度空间已经饱和；G21A零绕行补测原型在六类场景N=10..16的1260次运行矩阵中总体慢3.19%，官方问题4各100局中又慢5.54%，全部清除但未达淘汰门槛，已停止。</w:t>
+        <w:t>Q1可实现反例、Q2条件候选区与817.749 m连续最坏距离、Q3边界网格缺口和Q4局部凸包证书均已审计；Oracle上下界给出每源不超过7.75秒的知情差距范围。完整滚动版在修复后仍未优于G25OR，只能说明该实现无额外收益，不能说明调度空间已经饱和；G21A零绕行补测原型在六类场景N=10..16的1260次运行矩阵中总体慢3.19%，官方问题4各100局中又慢5.54%，全部清除但未达淘汰门槛，已停止。进一步Oracle Ladder分解显示，问题3/4最大改进空间分别为约189/470 s/源，其中空间搜索占约114/258 s/源、空频道占约23/101 s/源、定位占约44/85 s/源，下一步应优先研究可证明的搜索覆盖与频道账本，而不是继续第二测点或零绕行补测。</w:t>
       </w:r>
     </w:p>
     <w:p>
@@ -19642,7 +19659,7 @@
     <w:rsid w:val="00FC693F"/>
     <w:pPr>
       <w:widowControl/>
-      <w:spacing w:lineRule="auto" w:line="307" w:before="0" w:after="0"/>
+      <w:spacing w:lineRule="auto" w:line="293" w:before="0" w:after="0"/>
     </w:pPr>
     <w:rPr>
       <w:rFonts w:ascii="Times New Roman" w:hAnsi="Times New Roman" w:eastAsia="宋体"/>

--- a/final_submission/B题_方案B_几何保证主动搜索_论文稿_匿名终稿.docx
+++ b/final_submission/B题_方案B_几何保证主动搜索_论文稿_匿名终稿.docx
@@ -13076,6 +13076,23 @@
     </w:p>
     <w:p>
       <w:pPr>
+        <w:keepNext w:val="0"/>
+        <w:widowControl/>
+        <w:spacing w:after="0"/>
+        <w:ind w:firstLine="480"/>
+      </w:pPr>
+      <w:r>
+        <w:rPr>
+          <w:rFonts w:ascii="Times New Roman" w:hAnsi="Times New Roman" w:eastAsia="宋体"/>
+          <w:b w:val="0"/>
+          <w:i w:val="0"/>
+          <w:sz w:val="24"/>
+        </w:rPr>
+        <w:t>同一批50对场景的Clear-as-Search影子审计显示：首停点处平均仍有5.92/7.84个真实源未发现，但顺手测量仅发现0/10个；有效整航点删除0/0个、距离节省0/0 m、净节省-23.33/-81.54 s/源；即使删除首停点后全部覆盖任务，Q3仅25.02 s/源，低于30-40 Gate，Q4的109.11 s/源不可达。现有clear/定位停点不能替代搜索，B3式补测不应实现，搜索-清除合并需重新设计搜索感知路线。</w:t>
+      </w:r>
+    </w:p>
+    <w:p>
+      <w:pPr>
         <w:pStyle w:val="Heading2"/>
       </w:pPr>
       <w:r>
@@ -19676,7 +19693,7 @@
     <w:rsid w:val="00FC693F"/>
     <w:pPr>
       <w:widowControl/>
-      <w:spacing w:lineRule="auto" w:line="293" w:before="0" w:after="0"/>
+      <w:spacing w:lineRule="auto" w:line="288" w:before="0" w:after="0"/>
     </w:pPr>
     <w:rPr>
       <w:rFonts w:ascii="Times New Roman" w:hAnsi="Times New Roman" w:eastAsia="宋体"/>
